--- a/templates/sources_template.docx
+++ b/templates/sources_template.docx
@@ -446,7 +446,7 @@
       <w:widowControl w:val="0"/>
     </w:pPr>
     <w:rPr>
-      <w:sz w:val="20"/>
+      <w:sz w:val="24"/>
     </w:rPr>
   </w:style>
   <w:style w:type="character" w:default="1" w:styleId="a0">

--- a/templates/sources_template.docx
+++ b/templates/sources_template.docx
@@ -446,6 +446,7 @@
       <w:widowControl w:val="0"/>
     </w:pPr>
     <w:rPr>
+      <w:rFonts w:ascii="細明體" w:hAnsi="細明體" w:cs="細明體" w:eastAsia="新細明體"/>
       <w:sz w:val="24"/>
     </w:rPr>
   </w:style>
@@ -592,6 +593,7 @@
   <w:style w:type="character" w:customStyle="1" w:styleId="SectionLabelSmall">
     <w:name w:val="SectionLabelSmall"/>
     <w:rPr>
+      <w:rFonts w:ascii="細明體" w:hAnsi="細明體" w:cs="細明體" w:eastAsia="新細明體"/>
       <w:color w:val="0070C0"/>
       <w:sz w:val="20"/>
     </w:rPr>
@@ -599,6 +601,7 @@
   <w:style w:type="character" w:customStyle="1" w:styleId="SectionLabelLarge">
     <w:name w:val="SectionLabelLarge"/>
     <w:rPr>
+      <w:rFonts w:ascii="細明體" w:hAnsi="細明體" w:cs="細明體" w:eastAsia="新細明體"/>
       <w:color w:val="0070C0"/>
       <w:sz w:val="24"/>
     </w:rPr>
@@ -606,6 +609,7 @@
   <w:style w:type="character" w:customStyle="1" w:styleId="ReferenceLink">
     <w:name w:val="ReferenceLink"/>
     <w:rPr>
+      <w:rFonts w:ascii="細明體" w:hAnsi="細明體" w:cs="細明體" w:eastAsia="新細明體"/>
       <w:color w:val="0563C1"/>
       <w:sz w:val="20"/>
     </w:rPr>

--- a/templates/sources_template.docx
+++ b/templates/sources_template.docx
@@ -446,7 +446,7 @@
       <w:widowControl w:val="0"/>
     </w:pPr>
     <w:rPr>
-      <w:rFonts w:ascii="細明體" w:hAnsi="細明體" w:cs="細明體" w:eastAsia="新細明體"/>
+      <w:rFonts w:ascii="Calibri" w:hAnsi="Calibri" w:cs="Calibri" w:eastAsia="新細明體"/>
       <w:sz w:val="24"/>
     </w:rPr>
   </w:style>
@@ -593,7 +593,7 @@
   <w:style w:type="character" w:customStyle="1" w:styleId="SectionLabelSmall">
     <w:name w:val="SectionLabelSmall"/>
     <w:rPr>
-      <w:rFonts w:ascii="細明體" w:hAnsi="細明體" w:cs="細明體" w:eastAsia="新細明體"/>
+      <w:rFonts w:ascii="Calibri" w:hAnsi="Calibri" w:cs="Calibri" w:eastAsia="新細明體"/>
       <w:color w:val="0070C0"/>
       <w:sz w:val="20"/>
     </w:rPr>
@@ -601,7 +601,7 @@
   <w:style w:type="character" w:customStyle="1" w:styleId="SectionLabelLarge">
     <w:name w:val="SectionLabelLarge"/>
     <w:rPr>
-      <w:rFonts w:ascii="細明體" w:hAnsi="細明體" w:cs="細明體" w:eastAsia="新細明體"/>
+      <w:rFonts w:ascii="Calibri" w:hAnsi="Calibri" w:cs="Calibri" w:eastAsia="新細明體"/>
       <w:color w:val="0070C0"/>
       <w:sz w:val="24"/>
     </w:rPr>
@@ -609,7 +609,7 @@
   <w:style w:type="character" w:customStyle="1" w:styleId="ReferenceLink">
     <w:name w:val="ReferenceLink"/>
     <w:rPr>
-      <w:rFonts w:ascii="細明體" w:hAnsi="細明體" w:cs="細明體" w:eastAsia="新細明體"/>
+      <w:rFonts w:ascii="Calibri" w:hAnsi="Calibri" w:cs="Calibri" w:eastAsia="新細明體"/>
       <w:color w:val="0563C1"/>
       <w:sz w:val="20"/>
     </w:rPr>
